--- a/fuentes/122153_CF6_DU.docx
+++ b/fuentes/122153_CF6_DU.docx
@@ -2223,7 +2223,43 @@
           <w:lang w:val="es-ES"/>
         </w:rPr>
         <w:lastRenderedPageBreak/>
-        <w:t>electrónico de descripciones de documentos de archivo, la segunda es la Norma de Contexto Archivístico Codificado (EAC) que permite la codificación en formato XML de los registros de autoridad y la tercera es la Norma de Guía de Archivo Codificada (EAG) que es una herramienta para la redacción de guías de archivo en formato electrónico</w:t>
+        <w:t xml:space="preserve">electrónico de descripciones de documentos de archivo, la segunda es la </w:t>
+      </w:r>
+      <w:r>
+        <w:rPr>
+          <w:lang w:val="es-ES"/>
+        </w:rPr>
+        <w:t>n</w:t>
+      </w:r>
+      <w:r>
+        <w:rPr>
+          <w:lang w:val="es-ES"/>
+        </w:rPr>
+        <w:t xml:space="preserve">orma de Contexto Archivístico Codificado (EAC) que permite la codificación en formato XML de los registros de autoridad y la tercera es la </w:t>
+      </w:r>
+      <w:r>
+        <w:rPr>
+          <w:lang w:val="es-ES"/>
+        </w:rPr>
+        <w:t>n</w:t>
+      </w:r>
+      <w:r>
+        <w:rPr>
+          <w:lang w:val="es-ES"/>
+        </w:rPr>
+        <w:t>orma</w:t>
+      </w:r>
+      <w:r>
+        <w:rPr>
+          <w:lang w:val="es-ES"/>
+        </w:rPr>
+        <w:t xml:space="preserve"> de Guía de Archivo Codificada (EAG) que es una herramienta para la redacción de guías de archivo en formato electrónico</w:t>
+      </w:r>
+      <w:r>
+        <w:rPr>
+          <w:lang w:val="es-ES"/>
+        </w:rPr>
+        <w:t>.</w:t>
       </w:r>
     </w:p>
     <w:p>
@@ -2580,7 +2616,19 @@
         <w:rPr>
           <w:lang w:val="es-ES"/>
         </w:rPr>
-        <w:t>Estructura orgánico funcional de la empresa</w:t>
+        <w:t>Estructura orgánico</w:t>
+      </w:r>
+      <w:r>
+        <w:rPr>
+          <w:lang w:val="es-ES"/>
+        </w:rPr>
+        <w:t>-</w:t>
+      </w:r>
+      <w:r>
+        <w:rPr>
+          <w:lang w:val="es-ES"/>
+        </w:rPr>
+        <w:t>funcional de la empresa</w:t>
       </w:r>
     </w:p>
     <w:p>
@@ -2633,7 +2681,31 @@
         <w:rPr>
           <w:lang w:val="es-ES" w:eastAsia="es-CO"/>
         </w:rPr>
-        <w:t>Las organizaciones deben entregar balances de todas sus actuaciones; por lo tanto, es de su competencia revisar a qué normas obedecen, con el objetivo de dar cumplimiento y, así mismo, estas deben ser socializadas con sus colaboradores. Es por eso que el uso de un ‘normograma’ facilita dicha tarea, porque es una herramienta que permite a las entidades públicas y privadas, delimitar las normas que regulan sus actuaciones, en desarrollo con su objeto misional. (Normograma y gestión documental, Ministerio de justicia y derecho, 2015, p. 3)</w:t>
+        <w:t xml:space="preserve">Las organizaciones deben entregar balances de todas sus actuaciones; por lo tanto, es de su competencia revisar a qué normas obedecen, con el objetivo de dar cumplimiento y, así mismo, estas deben ser socializadas con sus colaboradores. Es por eso que el uso de un ‘normograma’ facilita dicha tarea, porque es una herramienta que permite a las entidades públicas y privadas, delimitar las normas que regulan sus actuaciones, en desarrollo con su objeto misional. (Normograma y gestión documental, Ministerio de </w:t>
+      </w:r>
+      <w:r>
+        <w:rPr>
+          <w:lang w:val="es-ES" w:eastAsia="es-CO"/>
+        </w:rPr>
+        <w:t>J</w:t>
+      </w:r>
+      <w:r>
+        <w:rPr>
+          <w:lang w:val="es-ES" w:eastAsia="es-CO"/>
+        </w:rPr>
+        <w:t xml:space="preserve">usticia y </w:t>
+      </w:r>
+      <w:r>
+        <w:rPr>
+          <w:lang w:val="es-ES" w:eastAsia="es-CO"/>
+        </w:rPr>
+        <w:t>D</w:t>
+      </w:r>
+      <w:r>
+        <w:rPr>
+          <w:lang w:val="es-ES" w:eastAsia="es-CO"/>
+        </w:rPr>
+        <w:t>erecho, 2015, p. 3)</w:t>
       </w:r>
     </w:p>
     <w:p>
@@ -2666,7 +2738,31 @@
         <w:rPr>
           <w:lang w:val="es-ES" w:eastAsia="es-CO"/>
         </w:rPr>
-        <w:t>El normograma debe incluir la normativa tanto externa como interna (Ministerio de justicia y derecho, 2015).</w:t>
+        <w:t xml:space="preserve">El normograma debe incluir la normativa tanto externa como interna (Ministerio de </w:t>
+      </w:r>
+      <w:r>
+        <w:rPr>
+          <w:lang w:val="es-ES" w:eastAsia="es-CO"/>
+        </w:rPr>
+        <w:t>J</w:t>
+      </w:r>
+      <w:r>
+        <w:rPr>
+          <w:lang w:val="es-ES" w:eastAsia="es-CO"/>
+        </w:rPr>
+        <w:t xml:space="preserve">usticia y </w:t>
+      </w:r>
+      <w:r>
+        <w:rPr>
+          <w:lang w:val="es-ES" w:eastAsia="es-CO"/>
+        </w:rPr>
+        <w:t>D</w:t>
+      </w:r>
+      <w:r>
+        <w:rPr>
+          <w:lang w:val="es-ES" w:eastAsia="es-CO"/>
+        </w:rPr>
+        <w:t>erecho, 2015).</w:t>
       </w:r>
     </w:p>
     <w:p>
@@ -2704,7 +2800,25 @@
         <w:rPr>
           <w:lang w:val="es-ES" w:eastAsia="es-CO"/>
         </w:rPr>
-        <w:t>e encuentran las leyes, decretos, acuerdos, circulares, resoluciones, que afectan la gestión de la entidad</w:t>
+        <w:t>e encuentran las leyes, decretos, acuerdos, circulares</w:t>
+      </w:r>
+      <w:r>
+        <w:rPr>
+          <w:lang w:val="es-ES" w:eastAsia="es-CO"/>
+        </w:rPr>
+        <w:t xml:space="preserve"> y </w:t>
+      </w:r>
+      <w:r>
+        <w:rPr>
+          <w:lang w:val="es-ES" w:eastAsia="es-CO"/>
+        </w:rPr>
+        <w:t>resoluciones, que afectan la gestión de la entidad</w:t>
+      </w:r>
+      <w:r>
+        <w:rPr>
+          <w:lang w:val="es-ES" w:eastAsia="es-CO"/>
+        </w:rPr>
+        <w:t>.</w:t>
       </w:r>
     </w:p>
     <w:p>
@@ -3025,7 +3139,7 @@
         <w:rPr>
           <w:lang w:val="es-ES" w:eastAsia="es-CO"/>
         </w:rPr>
-        <w:t>Los documentos tienen características tanto externas como internas. A continuación, se conocerán cada una de ellas:</w:t>
+        <w:t>Los documentos tienen características tanto externas como internas. A continuación, se conocerá cada una de ellas:</w:t>
       </w:r>
     </w:p>
     <w:p>
@@ -3491,7 +3605,19 @@
         <w:rPr>
           <w:lang w:val="es-ES" w:eastAsia="es-CO"/>
         </w:rPr>
-        <w:t>Sin importar que tipo de información se albergue o el medio usado para su almacenamiento, la documentación ha sido parte de la humanidad para recoger por escrito cualquier tipo de acto o hecho, sea jurídico, social, legal, cultural, entre otros. Al tener documentada la información se tiene constancia de lo acontecido, y en caso de alguna auditoría, indagación o desacuerdo este soporte se puede presentar como prueba o factor determinante en la toma de alguna decisión.</w:t>
+        <w:t>Sin importar qu</w:t>
+      </w:r>
+      <w:r>
+        <w:rPr>
+          <w:lang w:val="es-ES" w:eastAsia="es-CO"/>
+        </w:rPr>
+        <w:t>é</w:t>
+      </w:r>
+      <w:r>
+        <w:rPr>
+          <w:lang w:val="es-ES" w:eastAsia="es-CO"/>
+        </w:rPr>
+        <w:t xml:space="preserve"> tipo de información se albergue o el medio usado para su almacenamiento, la documentación ha sido parte de la humanidad para recoger por escrito cualquier tipo de acto o hecho, sea jurídico, social, legal, cultural, entre otros. Al tener documentada la información se tiene constancia de lo acontecido, y en caso de alguna auditoría, indagación o desacuerdo este soporte se puede presentar como prueba o factor determinante en la toma de alguna decisión.</w:t>
       </w:r>
     </w:p>
     <w:p>
@@ -3642,6 +3768,12 @@
         </w:rPr>
         <w:t>Los documentos se clasifican en tres categorías, de acuerdo a su naturaleza, finalidad y funcionalidad. A continuación se dará una breve explicación de ellas</w:t>
       </w:r>
+      <w:r>
+        <w:rPr>
+          <w:lang w:val="es-ES" w:eastAsia="es-CO"/>
+        </w:rPr>
+        <w:t>:</w:t>
+      </w:r>
     </w:p>
     <w:p>
       <w:pPr>
@@ -4735,7 +4867,7 @@
         <w:rPr>
           <w:lang w:val="es-ES" w:eastAsia="es-CO"/>
         </w:rPr>
-        <w:t>Según Godoy, J. &amp; López, M. (2001) en la Cartilla de clasificación documental del Archivo Central, indican que, como proceso archivístico, la clasificación permite la identificación y el agrupamiento sistemático de documentos semejantes con características comunes, teniendo como la base la estructura orgánico - funcional de las instituciones y los trámites administrativos que adelantan las dependencias en el ejercicio de sus funciones. La clasificación debe reflejar la estructura de cada entidad, de tal manera que las agrupaciones documentales resultantes correspondan con las subdivisiones que conforman la institución. (p 7). Dicha clasificación se detalla de la siguiente manera:</w:t>
+        <w:t>Según Godoy, J. &amp; López, M. (2001) en la Cartilla de clasificación documental del Archivo Central, indican que, como proceso archivístico, la clasificación permite la identificación y el agrupamiento sistemático de documentos semejantes con características comunes, teniendo como la base la estructura orgánico-funcional de las instituciones y los trámites administrativos que adelantan las dependencias en el ejercicio de sus funciones. La clasificación debe reflejar la estructura de cada entidad, de tal manera que las agrupaciones documentales resultantes correspondan con las subdivisiones que conforman la institución. (p 7). Dicha clasificación se detalla de la siguiente manera:</w:t>
       </w:r>
     </w:p>
     <w:p>
@@ -4915,7 +5047,19 @@
               <w:rPr>
                 <w:lang w:val="es-ES"/>
               </w:rPr>
-              <w:t>Dependencias mayor jerarquía</w:t>
+              <w:t xml:space="preserve">Dependencias </w:t>
+            </w:r>
+            <w:r>
+              <w:rPr>
+                <w:lang w:val="es-ES"/>
+              </w:rPr>
+              <w:t xml:space="preserve">de </w:t>
+            </w:r>
+            <w:r>
+              <w:rPr>
+                <w:lang w:val="es-ES"/>
+              </w:rPr>
+              <w:t>mayor jerarquía</w:t>
             </w:r>
           </w:p>
         </w:tc>
@@ -5148,7 +5292,19 @@
         <w:rPr>
           <w:lang w:val="es-ES"/>
         </w:rPr>
-        <w:t>De acuerdo con lo contemplado en la ISO 15489-2 se relacionan los siguientes:</w:t>
+        <w:t>De acuerdo con lo contemplado en la ISO 15489-2</w:t>
+      </w:r>
+      <w:r>
+        <w:rPr>
+          <w:lang w:val="es-ES"/>
+        </w:rPr>
+        <w:t>,</w:t>
+      </w:r>
+      <w:r>
+        <w:rPr>
+          <w:lang w:val="es-ES"/>
+        </w:rPr>
+        <w:t xml:space="preserve"> se relacionan los siguientes:</w:t>
       </w:r>
     </w:p>
     <w:p>
@@ -5205,7 +5361,13 @@
         <w:rPr>
           <w:lang w:val="es-ES"/>
         </w:rPr>
-        <w:t xml:space="preserve">Clasificación </w:t>
+        <w:t>Clasificación</w:t>
+      </w:r>
+      <w:r>
+        <w:rPr>
+          <w:lang w:val="es-ES"/>
+        </w:rPr>
+        <w:t>.</w:t>
       </w:r>
     </w:p>
     <w:p>
@@ -5425,7 +5587,31 @@
         <w:rPr>
           <w:lang w:val="es-ES" w:eastAsia="es-CO"/>
         </w:rPr>
-        <w:t>Uso de overol o bata manga larga preferiblemente ajustable.</w:t>
+        <w:t xml:space="preserve">Uso de overol o bata </w:t>
+      </w:r>
+      <w:r>
+        <w:rPr>
+          <w:lang w:val="es-ES" w:eastAsia="es-CO"/>
+        </w:rPr>
+        <w:t xml:space="preserve">de </w:t>
+      </w:r>
+      <w:r>
+        <w:rPr>
+          <w:lang w:val="es-ES" w:eastAsia="es-CO"/>
+        </w:rPr>
+        <w:t>manga larga</w:t>
+      </w:r>
+      <w:r>
+        <w:rPr>
+          <w:lang w:val="es-ES" w:eastAsia="es-CO"/>
+        </w:rPr>
+        <w:t>,</w:t>
+      </w:r>
+      <w:r>
+        <w:rPr>
+          <w:lang w:val="es-ES" w:eastAsia="es-CO"/>
+        </w:rPr>
+        <w:t xml:space="preserve"> preferiblemente ajustable.</w:t>
       </w:r>
     </w:p>
     <w:p>
@@ -5779,7 +5965,19 @@
         <w:rPr>
           <w:lang w:val="es-ES"/>
         </w:rPr>
-        <w:t>Deshabilite de las acciones, no permitir el seguimiento rápido de registros y el no especifique si una acción está en curso o en qué etapa se encuentra.</w:t>
+        <w:t>Deshabilite de las acciones, no permitir el seguimiento rápido de registros y el no especifi</w:t>
+      </w:r>
+      <w:r>
+        <w:rPr>
+          <w:lang w:val="es-ES"/>
+        </w:rPr>
+        <w:t>car</w:t>
+      </w:r>
+      <w:r>
+        <w:rPr>
+          <w:lang w:val="es-ES"/>
+        </w:rPr>
+        <w:t xml:space="preserve"> si una acción está en curso o en qué etapa se encuentra.</w:t>
       </w:r>
     </w:p>
     <w:p>
@@ -5943,7 +6141,21 @@
           <w:bCs/>
           <w:lang w:val="es-ES" w:eastAsia="es-CO"/>
         </w:rPr>
-        <w:t>Archivadores de anillas: permiten guardar documentos de forma vertical protegiéndolos y dándoles una clasificación, pueden ser de material plástico o cartón.</w:t>
+        <w:t>Archivadores de anillas: permiten guardar documentos de forma vertical</w:t>
+      </w:r>
+      <w:r>
+        <w:rPr>
+          <w:bCs/>
+          <w:lang w:val="es-ES" w:eastAsia="es-CO"/>
+        </w:rPr>
+        <w:t>,</w:t>
+      </w:r>
+      <w:r>
+        <w:rPr>
+          <w:bCs/>
+          <w:lang w:val="es-ES" w:eastAsia="es-CO"/>
+        </w:rPr>
+        <w:t xml:space="preserve"> protegiéndolos y dándoles una clasificación, pueden ser de material plástico o cartón.</w:t>
       </w:r>
     </w:p>
     <w:p>
@@ -6081,7 +6293,19 @@
         <w:rPr>
           <w:lang w:val="es-ES" w:eastAsia="es-CO"/>
         </w:rPr>
-        <w:t>El Archivo General de la Nación de acuerdo a lo establecido por el artículo 5 del Acuerdo No. 09 del año 2012, tiene como objetivos:</w:t>
+        <w:t>El Archivo General de la Nación</w:t>
+      </w:r>
+      <w:r>
+        <w:rPr>
+          <w:lang w:val="es-ES" w:eastAsia="es-CO"/>
+        </w:rPr>
+        <w:t>,</w:t>
+      </w:r>
+      <w:r>
+        <w:rPr>
+          <w:lang w:val="es-ES" w:eastAsia="es-CO"/>
+        </w:rPr>
+        <w:t xml:space="preserve"> de acuerdo a lo establecido por el artículo 5 del Acuerdo No. 09 del año 2012, tiene como objetivos:</w:t>
       </w:r>
     </w:p>
     <w:p>
@@ -6199,7 +6423,19 @@
         <w:rPr>
           <w:lang w:val="es-ES" w:eastAsia="es-CO"/>
         </w:rPr>
-        <w:t>oordinar las instituciones que integran el Sistema Nacional de Archivos para que sean factores de desarrollo Cultural y material del país, en armonía con el Plan Nacional Económico y Social adoptado por el Estado, así como también promover el establecimiento de adecuados servicios de referencia archivística de las instituciones que integran el Sistema Nacional de Archivos.</w:t>
+        <w:t xml:space="preserve">oordinar las instituciones que integran el Sistema Nacional de Archivos para que sean factores de desarrollo </w:t>
+      </w:r>
+      <w:r>
+        <w:rPr>
+          <w:lang w:val="es-ES" w:eastAsia="es-CO"/>
+        </w:rPr>
+        <w:t>c</w:t>
+      </w:r>
+      <w:r>
+        <w:rPr>
+          <w:lang w:val="es-ES" w:eastAsia="es-CO"/>
+        </w:rPr>
+        <w:t>ultural y material del país, en armonía con el Plan Nacional Económico y Social adoptado por el Estado, así como también promover el establecimiento de adecuados servicios de referencia archivística de las instituciones que integran el Sistema Nacional de Archivos.</w:t>
       </w:r>
     </w:p>
     <w:p>
@@ -6376,7 +6612,43 @@
         <w:rPr>
           <w:lang w:val="es-ES" w:eastAsia="es-CO"/>
         </w:rPr>
-        <w:t xml:space="preserve">De acuerdo con la Ley general de archivos en el artículo 24. Obligatoriedad de las tablas de retención, establece que será obligatorio para las entidades del Estado elaborar y adoptar las respectivas tablas de retención documental. Para ampliar la información, se invita a leer el </w:t>
+        <w:t xml:space="preserve">De acuerdo con la Ley </w:t>
+      </w:r>
+      <w:r>
+        <w:rPr>
+          <w:lang w:val="es-ES" w:eastAsia="es-CO"/>
+        </w:rPr>
+        <w:t>G</w:t>
+      </w:r>
+      <w:r>
+        <w:rPr>
+          <w:lang w:val="es-ES" w:eastAsia="es-CO"/>
+        </w:rPr>
+        <w:t xml:space="preserve">eneral de </w:t>
+      </w:r>
+      <w:r>
+        <w:rPr>
+          <w:lang w:val="es-ES" w:eastAsia="es-CO"/>
+        </w:rPr>
+        <w:t>A</w:t>
+      </w:r>
+      <w:r>
+        <w:rPr>
+          <w:lang w:val="es-ES" w:eastAsia="es-CO"/>
+        </w:rPr>
+        <w:t xml:space="preserve">rchivos en el artículo 24. Obligatoriedad de las tablas de retención, establece que será obligatorio para las entidades del Estado elaborar y adoptar las respectivas tablas de retención documental. Para ampliar la información, se invita a </w:t>
+      </w:r>
+      <w:r>
+        <w:rPr>
+          <w:lang w:val="es-ES" w:eastAsia="es-CO"/>
+        </w:rPr>
+        <w:t>consultar</w:t>
+      </w:r>
+      <w:r>
+        <w:rPr>
+          <w:lang w:val="es-ES" w:eastAsia="es-CO"/>
+        </w:rPr>
+        <w:t xml:space="preserve"> el </w:t>
       </w:r>
       <w:hyperlink r:id="rId18" w:history="1">
         <w:r>
@@ -7215,7 +7487,13 @@
         <w:rPr>
           <w:lang w:val="es-ES"/>
         </w:rPr>
-        <w:t xml:space="preserve"> es el conjunto de unidades documentales de estructura y contenido homogéneos, producidos de un mismo órgano o sujeto productor como consecuencia del ejercicio de sus funciones específicas.</w:t>
+        <w:t xml:space="preserve"> </w:t>
+      </w:r>
+      <w:r>
+        <w:t>e</w:t>
+      </w:r>
+      <w:r>
+        <w:t>s el conjunto de unidades documentales de estructura y contenido homogéneos, producidas por un mismo órgano o sujeto productor como consecuencia del ejercicio de sus funciones específicas.</w:t>
       </w:r>
     </w:p>
     <w:p>
@@ -7547,7 +7825,31 @@
         <w:rPr>
           <w:lang w:val="es-ES"/>
         </w:rPr>
-        <w:t xml:space="preserve">Ministerio de justicia y derecho. (2015). </w:t>
+        <w:t xml:space="preserve">Ministerio de </w:t>
+      </w:r>
+      <w:r>
+        <w:rPr>
+          <w:lang w:val="es-ES"/>
+        </w:rPr>
+        <w:t>J</w:t>
+      </w:r>
+      <w:r>
+        <w:rPr>
+          <w:lang w:val="es-ES"/>
+        </w:rPr>
+        <w:t xml:space="preserve">usticia y </w:t>
+      </w:r>
+      <w:r>
+        <w:rPr>
+          <w:lang w:val="es-ES"/>
+        </w:rPr>
+        <w:t>D</w:t>
+      </w:r>
+      <w:r>
+        <w:rPr>
+          <w:lang w:val="es-ES"/>
+        </w:rPr>
+        <w:t xml:space="preserve">erecho. (2015). </w:t>
       </w:r>
       <w:r>
         <w:rPr>
@@ -11198,7 +11500,6 @@
   <w:style w:type="character" w:default="1" w:styleId="Fuentedeprrafopredeter">
     <w:name w:val="Default Paragraph Font"/>
     <w:uiPriority w:val="1"/>
-    <w:semiHidden/>
     <w:unhideWhenUsed/>
   </w:style>
   <w:style w:type="table" w:default="1" w:styleId="Tablanormal">
@@ -12392,6 +12693,10 @@
 </file>
 
 <file path=customXml/item1.xml><?xml version="1.0" encoding="utf-8"?>
+<b:Sources xmlns:b="http://schemas.openxmlformats.org/officeDocument/2006/bibliography" xmlns="http://schemas.openxmlformats.org/officeDocument/2006/bibliography" SelectedStyle="\APASixthEditionOfficeOnline.xsl" StyleName="APA" Version="6"/>
+</file>
+
+<file path=customXml/item2.xml><?xml version="1.0" encoding="utf-8"?>
 <ct:contentTypeSchema xmlns:ct="http://schemas.microsoft.com/office/2006/metadata/contentType" xmlns:ma="http://schemas.microsoft.com/office/2006/metadata/properties/metaAttributes" ct:_="" ma:_="" ma:contentTypeName="Documento" ma:contentTypeID="0x0101006A81D6BD42E8DF4C91013959704817E1" ma:contentTypeVersion="14" ma:contentTypeDescription="Crear nuevo documento." ma:contentTypeScope="" ma:versionID="cd14e03e9fc6eb087109c39a3de1a2a7">
   <xsd:schema xmlns:xsd="http://www.w3.org/2001/XMLSchema" xmlns:xs="http://www.w3.org/2001/XMLSchema" xmlns:p="http://schemas.microsoft.com/office/2006/metadata/properties" xmlns:ns2="13c90a0b-73bc-4dc0-be5f-28d77b615beb" xmlns:ns3="13c93bba-48ce-428c-bfe5-88b42c19b028" targetNamespace="http://schemas.microsoft.com/office/2006/metadata/properties" ma:root="true" ma:fieldsID="247ff0312e87511bd2ce05ea47f33022" ns2:_="" ns3:_="">
     <xsd:import namespace="13c90a0b-73bc-4dc0-be5f-28d77b615beb"/>
@@ -12620,20 +12925,7 @@
 </ct:contentTypeSchema>
 </file>
 
-<file path=customXml/item2.xml><?xml version="1.0" encoding="utf-8"?>
-<b:Sources xmlns:b="http://schemas.openxmlformats.org/officeDocument/2006/bibliography" xmlns="http://schemas.openxmlformats.org/officeDocument/2006/bibliography" SelectedStyle="\APASixthEditionOfficeOnline.xsl" StyleName="APA" Version="6"/>
-</file>
-
 <file path=customXml/item3.xml><?xml version="1.0" encoding="utf-8"?>
-<?mso-contentType ?>
-<FormTemplates xmlns="http://schemas.microsoft.com/sharepoint/v3/contenttype/forms">
-  <Display>DocumentLibraryForm</Display>
-  <Edit>DocumentLibraryForm</Edit>
-  <New>DocumentLibraryForm</New>
-</FormTemplates>
-</file>
-
-<file path=customXml/item4.xml><?xml version="1.0" encoding="utf-8"?>
 <p:properties xmlns:p="http://schemas.microsoft.com/office/2006/metadata/properties" xmlns:xsi="http://www.w3.org/2001/XMLSchema-instance" xmlns:pc="http://schemas.microsoft.com/office/infopath/2007/PartnerControls">
   <documentManagement>
     <TaxCatchAll xmlns="13c90a0b-73bc-4dc0-be5f-28d77b615beb" xsi:nil="true"/>
@@ -12644,11 +12936,16 @@
 </p:properties>
 </file>
 
-<file path=customXml/itemProps1.xml><?xml version="1.0" encoding="utf-8"?>
-<ds:datastoreItem xmlns:ds="http://schemas.openxmlformats.org/officeDocument/2006/customXml" ds:itemID="{BAD323CB-DB45-4E9E-B6D2-7B78A594E4D5}"/>
+<file path=customXml/item4.xml><?xml version="1.0" encoding="utf-8"?>
+<?mso-contentType ?>
+<FormTemplates xmlns="http://schemas.microsoft.com/sharepoint/v3/contenttype/forms">
+  <Display>DocumentLibraryForm</Display>
+  <Edit>DocumentLibraryForm</Edit>
+  <New>DocumentLibraryForm</New>
+</FormTemplates>
 </file>
 
-<file path=customXml/itemProps2.xml><?xml version="1.0" encoding="utf-8"?>
+<file path=customXml/itemProps1.xml><?xml version="1.0" encoding="utf-8"?>
 <ds:datastoreItem xmlns:ds="http://schemas.openxmlformats.org/officeDocument/2006/customXml" ds:itemID="{EAE431FD-7059-4C09-804B-C9D69EB7B213}">
   <ds:schemaRefs>
     <ds:schemaRef ds:uri="http://schemas.openxmlformats.org/officeDocument/2006/bibliography"/>
@@ -12656,15 +12953,11 @@
 </ds:datastoreItem>
 </file>
 
-<file path=customXml/itemProps3.xml><?xml version="1.0" encoding="utf-8"?>
-<ds:datastoreItem xmlns:ds="http://schemas.openxmlformats.org/officeDocument/2006/customXml" ds:itemID="{10663269-2064-4804-8290-36D4A57F5557}">
-  <ds:schemaRefs>
-    <ds:schemaRef ds:uri="http://schemas.microsoft.com/sharepoint/v3/contenttype/forms"/>
-  </ds:schemaRefs>
-</ds:datastoreItem>
+<file path=customXml/itemProps2.xml><?xml version="1.0" encoding="utf-8"?>
+<ds:datastoreItem xmlns:ds="http://schemas.openxmlformats.org/officeDocument/2006/customXml" ds:itemID="{6AD0337D-8528-4C3F-83A7-A4D7C63265A4}"/>
 </file>
 
-<file path=customXml/itemProps4.xml><?xml version="1.0" encoding="utf-8"?>
+<file path=customXml/itemProps3.xml><?xml version="1.0" encoding="utf-8"?>
 <ds:datastoreItem xmlns:ds="http://schemas.openxmlformats.org/officeDocument/2006/customXml" ds:itemID="{1279454D-02BE-4A9C-A117-DCD1573E2608}">
   <ds:schemaRefs>
     <ds:schemaRef ds:uri="http://schemas.microsoft.com/office/2006/metadata/properties"/>
@@ -12673,4 +12966,12 @@
     <ds:schemaRef ds:uri="43a3ca16-9c26-4813-b83f-4aec9927b43f"/>
   </ds:schemaRefs>
 </ds:datastoreItem>
+</file>
+
+<file path=customXml/itemProps4.xml><?xml version="1.0" encoding="utf-8"?>
+<ds:datastoreItem xmlns:ds="http://schemas.openxmlformats.org/officeDocument/2006/customXml" ds:itemID="{10663269-2064-4804-8290-36D4A57F5557}">
+  <ds:schemaRefs>
+    <ds:schemaRef ds:uri="http://schemas.microsoft.com/sharepoint/v3/contenttype/forms"/>
+  </ds:schemaRefs>
+</ds:datastoreItem>
 </file>